--- a/pr-preview/pr-11/index-tracked-changes.docx
+++ b/pr-preview/pr-11/index-tracked-changes.docx
@@ -26,7 +26,7 @@
       </w:pPr>
       <w:ins w:id="2" w:author="PR Preview" w:date="2026-01-01T00:00:00Z">
         <w:r>
-          <w:t xml:space="preserve">Last modified: 2026-10-10 12:05:13 (PDT)</w:t>
+          <w:t xml:space="preserve">Last modified: 2026-10-10 12:19:44 (PDT)</w:t>
         </w:r>
       </w:ins>
     </w:p>
@@ -603,7 +603,7 @@
       </w:ins>
       <w:ins w:id="8" w:author="PR Preview" w:date="2026-01-01T00:00:00Z">
         <w:r>
-          <w:t xml:space="preserve">and many of these chapters keep text from it.</w:t>
+          <w:t xml:space="preserve">and many of these chapters keep text from the Benjamin-Chung manual.</w:t>
         </w:r>
       </w:ins>
       <w:ins w:id="9" w:author="PR Preview" w:date="2026-01-01T00:00:00Z">

--- a/pr-preview/pr-11/index-tracked-changes.docx
+++ b/pr-preview/pr-11/index-tracked-changes.docx
@@ -26,7 +26,7 @@
       </w:pPr>
       <w:ins w:id="2" w:author="PR Preview" w:date="2026-01-01T00:00:00Z">
         <w:r>
-          <w:t xml:space="preserve">Last modified: 2026-10-10 12:19:44 (PDT)</w:t>
+          <w:t xml:space="preserve">Last modified: 2026-10-10 13:44:59 (PDT)</w:t>
         </w:r>
       </w:ins>
     </w:p>
@@ -693,7 +693,7 @@
       </w:ins>
       <w:ins w:id="26" w:author="PR Preview" w:date="2026-01-01T00:00:00Z">
         <w:r>
-          <w:t xml:space="preserve">for writing it and sharing it openly.</w:t>
+          <w:t xml:space="preserve">for writing the manual and sharing it openly.</w:t>
         </w:r>
       </w:ins>
     </w:p>
